--- a/Final Paper.docx
+++ b/Final Paper.docx
@@ -4262,61 +4262,6 @@
         <w:spacing w:after="160" w:line="276" w:lineRule="auto"/>
       </w:pPr>
       <w:r>
-        <w:rPr>
-          <w:color w:val="000000"/>
-        </w:rPr>
-        <w:t xml:space="preserve">Before building features, we noticed that </w:t>
-      </w:r>
-      <w:proofErr w:type="spellStart"/>
-      <w:r>
-        <w:rPr>
-          <w:i/>
-          <w:iCs/>
-          <w:color w:val="000000"/>
-        </w:rPr>
-        <w:t>poss_avg</w:t>
-      </w:r>
-      <w:proofErr w:type="spellEnd"/>
-      <w:r>
-        <w:rPr>
-          <w:color w:val="000000"/>
-        </w:rPr>
-        <w:t xml:space="preserve"> (the average possessions per game) had a very high correlation with Total (r = 0.482). However, possessions are calculated from field goal attempts, turnovers, and free throw trips that happen during the game, so this variable is not available before tip-off. We confirmed this was leakage by lagging </w:t>
-      </w:r>
-      <w:proofErr w:type="spellStart"/>
-      <w:r>
-        <w:rPr>
-          <w:color w:val="000000"/>
-        </w:rPr>
-        <w:t>poss_avg</w:t>
-      </w:r>
-      <w:proofErr w:type="spellEnd"/>
-      <w:r>
-        <w:rPr>
-          <w:color w:val="000000"/>
-        </w:rPr>
-        <w:t xml:space="preserve"> by one game, which dropped the correlation from r = 0.482 to r ≈ 0.005. </w:t>
-      </w:r>
-      <w:proofErr w:type="gramStart"/>
-      <w:r>
-        <w:rPr>
-          <w:color w:val="000000"/>
-        </w:rPr>
-        <w:t>Thus</w:t>
-      </w:r>
-      <w:proofErr w:type="gramEnd"/>
-      <w:r>
-        <w:rPr>
-          <w:color w:val="000000"/>
-        </w:rPr>
-        <w:t xml:space="preserve"> we excluded it from all models and built our own lagged pace features instead.</w:t>
-      </w:r>
-    </w:p>
-    <w:p>
-      <w:pPr>
-        <w:spacing w:after="160" w:line="276" w:lineRule="auto"/>
-      </w:pPr>
-      <w:r>
         <w:t>All features were built using only past game data, always shifted by at least one game so that the current game’s results were never included. Features came from two places: rolling columns already in the dataset (each team’s points scored and allowed over their last 5 and 10 games, back-to-back flags, and efficiency stats), and new features we created by combining those columns.</w:t>
       </w:r>
     </w:p>
@@ -4519,7 +4464,6 @@
           <w:bCs/>
           <w:color w:val="000000"/>
         </w:rPr>
-        <w:lastRenderedPageBreak/>
         <w:t>Back-to-back and win percentage:</w:t>
       </w:r>
       <w:r>
@@ -4592,6 +4536,7 @@
           <w:sz w:val="23"/>
           <w:szCs w:val="23"/>
         </w:rPr>
+        <w:lastRenderedPageBreak/>
         <w:t>Per-Team Pace History</w:t>
       </w:r>
     </w:p>
@@ -4600,23 +4545,7 @@
         <w:spacing w:after="160" w:line="276" w:lineRule="auto"/>
       </w:pPr>
       <w:r>
-        <w:t xml:space="preserve">Since </w:t>
-      </w:r>
-      <w:proofErr w:type="spellStart"/>
-      <w:r>
-        <w:t>poss_avg</w:t>
-      </w:r>
-      <w:proofErr w:type="spellEnd"/>
-      <w:r>
-        <w:t xml:space="preserve"> was leaky, we needed another way to estimate how fast each team plays. We built a per-team game log by stacking every team’s </w:t>
-      </w:r>
-      <w:proofErr w:type="gramStart"/>
-      <w:r>
-        <w:t>appearances</w:t>
-      </w:r>
-      <w:proofErr w:type="gramEnd"/>
-      <w:r>
-        <w:t xml:space="preserve"> chronologically, both home and away. From that log we computed rolling averages and exponentially weighted moving averages (EWM) of possessions and game totals for each team, shifted by one game so the current game was never included. We then added the home and away versions together to get combined features for the upcoming matchup:</w:t>
+        <w:t>We built a per-team game log by stacking every team’s appearances chronologically, both home and away. From that log we computed rolling averages and exponentially weighted moving averages (EWM) of possessions and game totals for each team, shifted by one game so the current game was never included. We then added the home and away versions together to get combined features for the upcoming matchup:</w:t>
       </w:r>
     </w:p>
     <w:p>
@@ -4858,7 +4787,6 @@
           <w:bCs/>
           <w:color w:val="000000"/>
         </w:rPr>
-        <w:lastRenderedPageBreak/>
         <w:t>Random Forest.</w:t>
       </w:r>
       <w:r>
@@ -4897,6 +4825,7 @@
           <w:bCs/>
           <w:color w:val="000000"/>
         </w:rPr>
+        <w:lastRenderedPageBreak/>
         <w:t>MLP Neural Network.</w:t>
       </w:r>
       <w:r>
@@ -6395,7 +6324,6 @@
         <w:spacing w:after="160" w:line="276" w:lineRule="auto"/>
       </w:pPr>
       <w:r>
-        <w:lastRenderedPageBreak/>
         <w:t xml:space="preserve">The final model is Ridge Regression with α = 500, trained on 13 features that are each standardized to zero mean and unit variance using training-set statistics. </w:t>
       </w:r>
     </w:p>
@@ -6654,6 +6582,7 @@
                 <w:sz w:val="19"/>
                 <w:szCs w:val="19"/>
               </w:rPr>
+              <w:lastRenderedPageBreak/>
               <w:t>avg_last10_pace</w:t>
             </w:r>
           </w:p>
@@ -7459,7 +7388,6 @@
         <w:contextualSpacing w:val="0"/>
       </w:pPr>
       <w:r>
-        <w:lastRenderedPageBreak/>
         <w:t>For the back-to-back flags, we checked whether each team had played a game on the calendar day immediately before the prediction date.</w:t>
       </w:r>
     </w:p>
@@ -7488,6 +7416,7 @@
         <w:contextualSpacing w:val="0"/>
       </w:pPr>
       <w:r>
+        <w:lastRenderedPageBreak/>
         <w:t>We applied the fitted Ridge model to the standardized inputs to produce a predicted Total for each game.</w:t>
       </w:r>
     </w:p>
